--- a/审稿意见_外部评审_2026-10-24.docx
+++ b/审稿意见_外部评审_2026-10-24.docx
@@ -65,15 +65,7 @@
         <w:pStyle w:val="FirstParagraph"/>
       </w:pPr>
       <w:r>
-        <w:t xml:space="preserve">我会按正式学术审稿人的标准评审，而不是帮你润色到"看起来像论文"。我会重点判断：研究问题是否成立、实验是否真正支持结论、统计推断是否可靠、文献是否准确，以及这篇论文目前是否达到可以投稿的程度。</w:t>
-      </w:r>
-    </w:p>
-    <w:p>
-      <w:pPr>
-        <w:pStyle w:val="BodyText"/>
-      </w:pPr>
-      <w:r>
-        <w:t xml:space="preserve">从稿件现有内容看，我认为最值得审查的不是你的研究动机，而是一个更根本的问题：你已经非常重视可证伪性与测量效度，但论文自身的核心指标、实验设计和结论之间，是否也经得起同样严格的审计？</w:t>
+        <w:t xml:space="preserve">我会按正式学术审稿人的标准评审，而不是帮你润色到"看起来像论文"。我会重点判断：研究问题是否成立、实验是否真正支持结论、统计推断是否可靠、文献是否准确，以及这篇论文目前是否达到可以投稿的程度。从稿件现有内容看，我认为最值得审查的不是你的研究动机，而是一个更根本的问题：你已经非常重视可证伪性与测量效度，但论文自身的核心指标、实验设计和结论之间，是否也经得起同样严格的审计？</w:t>
       </w:r>
     </w:p>
     <w:bookmarkStart w:id="21" w:name="审稿意见"/>
@@ -151,15 +143,7 @@
         <w:pStyle w:val="FirstParagraph"/>
       </w:pPr>
       <w:r>
-        <w:t xml:space="preserve">这份文件不是一篇单独的论文，而是包含四篇相互关联的稿件。我将它们分别审查，同时评价它们能否组成一个可信的研究系列。</w:t>
-      </w:r>
-    </w:p>
-    <w:p>
-      <w:pPr>
-        <w:pStyle w:val="BodyText"/>
-      </w:pPr>
-      <w:r>
-        <w:t xml:space="preserve">我的核心判断是：你最有潜力的贡献不是已经找到了 LLM 创造力问题的根本原因，而是你正在建立一套能够识别研究结论何时不可信的实验方法。 前者目前证据不足，后者更接近这批研究实际能够支撑的贡献。</w:t>
+        <w:t xml:space="preserve">这份文件不是一篇单独的论文，而是包含四篇相互关联的稿件。我将它们分别审查，同时评价它们能否组成一个可信的研究系列。我的核心判断是：你最有潜力的贡献不是已经找到了 LLM 创造力问题的根本原因，而是你正在建立一套能够识别研究结论何时不可信的实验方法。前者目前证据不足，后者更接近这批研究实际能够支撑的贡献。</w:t>
       </w:r>
     </w:p>
     <w:bookmarkEnd w:id="20"/>
@@ -543,15 +527,7 @@
         <w:pStyle w:val="BodyText"/>
       </w:pPr>
       <w:r>
-        <w:t xml:space="preserve">这里最重要的区别是：实验工作量大，不等于证据强；承认局限，也不等于已经解决局限。</w:t>
-      </w:r>
-    </w:p>
-    <w:p>
-      <w:pPr>
-        <w:pStyle w:val="BodyText"/>
-      </w:pPr>
-      <w:r>
-        <w:t xml:space="preserve">你已经具备一定的研究方法意识，但现在必须把这种意识落实到论文的每一个定义、指标和结论上。</w:t>
+        <w:t xml:space="preserve">这里最重要的区别是：实验工作量大，不等于证据强；承认局限，也不等于已经解决局限。你已经具备一定的研究方法意识，但现在必须把这种意识落实到论文的每一个定义、指标和结论上。</w:t>
       </w:r>
     </w:p>
     <w:bookmarkEnd w:id="22"/>
@@ -597,15 +573,7 @@
         <w:pStyle w:val="BodyText"/>
       </w:pPr>
       <w:r>
-        <w:t xml:space="preserve">这是四篇中最接近完整实证论文的一篇。它尝试定义闭合、建立宽度指数，并区分解码、表征与架构层。</w:t>
-      </w:r>
-    </w:p>
-    <w:p>
-      <w:pPr>
-        <w:pStyle w:val="BodyText"/>
-      </w:pPr>
-      <w:r>
-        <w:t xml:space="preserve">主要问题：现有结果支持"输出同质化的某些迹象"，但还不足以证明你已经识别出结构性维度塌缩，更不能确定其发生层级。</w:t>
+        <w:t xml:space="preserve">这是四篇中最接近完整实证论文的一篇。它尝试定义闭合、建立宽度指数，并区分解码、表征与架构层。主要问题：现有结果支持"输出同质化的某些迹象"，但还不足以证明你已经识别出结构性维度塌缩，更不能确定其发生层级。</w:t>
       </w:r>
     </w:p>
     <w:p>
@@ -641,15 +609,7 @@
         <w:pStyle w:val="BodyText"/>
       </w:pPr>
       <w:r>
-        <w:t xml:space="preserve">这是我认为最有希望发展成独立方法论论文的一篇。十三类失效模式、代码审计案例和变异注入思路具有实践价值。</w:t>
-      </w:r>
-    </w:p>
-    <w:p>
-      <w:pPr>
-        <w:pStyle w:val="BodyText"/>
-      </w:pPr>
-      <w:r>
-        <w:t xml:space="preserve">核心障碍是案例分类与检测规程已经提出，但规程本身还没有证明能够普遍降低错误结论的发生率。</w:t>
+        <w:t xml:space="preserve">这是我认为最有希望发展成独立方法论论文的一篇。十三类失效模式、代码审计案例和变异注入思路具有实践价值。核心障碍是案例分类与检测规程已经提出，但规程本身还没有证明能够普遍降低错误结论的发生率。</w:t>
       </w:r>
     </w:p>
     <w:p>
@@ -685,15 +645,7 @@
         <w:pStyle w:val="BodyText"/>
       </w:pPr>
       <w:r>
-        <w:t xml:space="preserve">这篇的优势是外部可核验依据、训练题与未见题的区分，以及对探索广度和错误风险的双轴分析。</w:t>
-      </w:r>
-    </w:p>
-    <w:p>
-      <w:pPr>
-        <w:pStyle w:val="BodyText"/>
-      </w:pPr>
-      <w:r>
-        <w:t xml:space="preserve">主要问题是：有限任务集上的赢家失效，能否支撑"该评测范式系统性地产生假阳性"的一般性命题？目前仍需更严格的验证。</w:t>
+        <w:t xml:space="preserve">这篇的优势是外部可核验依据、训练题与未见题的区分，以及对探索广度和错误风险的双轴分析。主要问题是：有限任务集上的赢家失效，能否支撑"该评测范式系统性地产生假阳性"的一般性命题？目前仍需更严格的验证。</w:t>
       </w:r>
     </w:p>
     <w:p>
@@ -729,15 +681,7 @@
         <w:pStyle w:val="BodyText"/>
       </w:pPr>
       <w:r>
-        <w:t xml:space="preserve">这篇提出了一个很好的方法论问题：如何区分状态真正影响了生成取舍，和代码或提示词只是让输出表面上发生变化。</w:t>
-      </w:r>
-    </w:p>
-    <w:p>
-      <w:pPr>
-        <w:pStyle w:val="BodyText"/>
-      </w:pPr>
-      <w:r>
-        <w:t xml:space="preserve">主要问题是，几何指标与判官判断发生冲突，而现有样本、跨模型复现和人类盲评尚不足以支持更一般的机制结论。</w:t>
+        <w:t xml:space="preserve">这篇提出了一个很好的方法论问题：如何区分状态真正影响了生成取舍，和代码或提示词只是让输出表面上发生变化。主要问题是，几何指标与判官判断发生冲突，而现有样本、跨模型复现和人类盲评尚不足以支持更一般的机制结论。</w:t>
       </w:r>
     </w:p>
     <w:bookmarkEnd w:id="23"/>
@@ -772,31 +716,7 @@
         <w:pStyle w:val="FirstParagraph"/>
       </w:pPr>
       <w:r>
-        <w:t xml:space="preserve">你在定义 1 中规定，若参照系 R 能为模型 M 的去重并集增加独有答案，而且差异超过噪声地板，就判定 M 相对 R 闭合。</w:t>
-      </w:r>
-    </w:p>
-    <w:p>
-      <w:pPr>
-        <w:pStyle w:val="BodyText"/>
-      </w:pPr>
-      <w:r>
-        <w:t xml:space="preserve">问题在于，这个定义首先测量的是两个可达集之间存在差异，不必然意味着 M 过早停止探索。</w:t>
-      </w:r>
-    </w:p>
-    <w:p>
-      <w:pPr>
-        <w:pStyle w:val="BodyText"/>
-      </w:pPr>
-      <w:r>
-        <w:t xml:space="preserve">例如，两个模型只要各自产生了一个对方没有的答案，就可能满足这个条件。即便两者都充分探索了各自的可达空间，这个条件仍可能成立。</w:t>
-      </w:r>
-    </w:p>
-    <w:p>
-      <w:pPr>
-        <w:pStyle w:val="BodyText"/>
-      </w:pPr>
-      <w:r>
-        <w:t xml:space="preserve">我建议把两个概念分开：</w:t>
+        <w:t xml:space="preserve">你在定义 1 中规定，若参照系 R 能为模型 M 的去重并集增加独有答案，而且差异超过噪声地板，就判定 M 相对 R 闭合。问题在于，这个定义首先测量的是两个可达集之间存在差异，不必然意味着 M 过早停止探索。例如，两个模型只要各自产生了一个对方没有的答案，就可能满足这个条件。即便两者都充分探索了各自的可达空间，这个条件仍可能成立。我建议把两个概念分开：</w:t>
       </w:r>
       <w:r>
         <w:t xml:space="preserve"> </w:t>
@@ -834,15 +754,7 @@
         <w:t xml:space="preserve">过早停止探索</w:t>
       </w:r>
       <w:r>
-        <w:t xml:space="preserve">：在给定预算下，继续探索本来还能产生具有意义的新维度，但当前过程已经停止或明显降低探索效率。</w:t>
-      </w:r>
-    </w:p>
-    <w:p>
-      <w:pPr>
-        <w:pStyle w:val="BodyText"/>
-      </w:pPr>
-      <w:r>
-        <w:t xml:space="preserve">第二个概念需要额外的停止条件或预算—收益曲线，不能直接从第一个推出。</w:t>
+        <w:t xml:space="preserve">：在给定预算下，继续探索本来还能产生具有意义的新维度，但当前过程已经停止或明显降低探索效率。第二个概念需要额外的停止条件或预算—收益曲线，不能直接从第一个推出。</w:t>
       </w:r>
     </w:p>
     <w:bookmarkEnd w:id="24"/>
@@ -872,53 +784,13 @@
         <w:t xml:space="preserve"> </w:t>
       </w:r>
       <w:r>
-        <w:t xml:space="preserve">- K≤4：α = 0.944，95% CI 为 [0.772, 1.117]。</w:t>
-      </w:r>
-    </w:p>
-    <w:p>
-      <w:pPr>
-        <w:pStyle w:val="BodyText"/>
-      </w:pPr>
-      <w:r>
-        <w:t xml:space="preserve">这组结果可以支持一个有限的描述：在当前实验范围内，去重后的答案宽度随着采样数增加而增加。</w:t>
-      </w:r>
-    </w:p>
-    <w:p>
-      <w:pPr>
-        <w:pStyle w:val="BodyText"/>
-      </w:pPr>
-      <w:r>
-        <w:t xml:space="preserve">但两个置信区间均包含 1，因此数据并没有明确证明增长率低于线性增长。更重要的是，K 只覆盖 3 或 4 的范围，无法判断曲线在更大预算下是否出现平台。</w:t>
-      </w:r>
-    </w:p>
-    <w:p>
-      <w:pPr>
-        <w:pStyle w:val="BodyText"/>
-      </w:pPr>
-      <w:r>
-        <w:t xml:space="preserve">你用末端边际增益为正来支持"尚未饱和"，方向是合理的，但应当严格限定在已测范围内。</w:t>
-      </w:r>
-    </w:p>
-    <w:p>
-      <w:pPr>
-        <w:pStyle w:val="BodyText"/>
-      </w:pPr>
-      <w:r>
-        <w:t xml:space="preserve">我建议把这一结论写成：</w:t>
-      </w:r>
-      <w:r>
-        <w:t xml:space="preserve"> </w:t>
-      </w:r>
-      <w:r>
-        <w:t xml:space="preserve">&gt; 在当前任务集与 K≤4 的实验范围内，未观察到答案宽度的明显饱和；更大采样规模下的增长规律尚待验证。</w:t>
-      </w:r>
-    </w:p>
-    <w:p>
-      <w:pPr>
-        <w:pStyle w:val="BodyText"/>
-      </w:pPr>
-      <w:r>
-        <w:t xml:space="preserve">此外，论文必须给出 α 的具体估计方法、拟合点、误差估计方法，以及去重阈值变化后的完整敏感性分析。</w:t>
+        <w:t xml:space="preserve">- K≤4：α = 0.944，95% CI 为 [0.772, 1.117]。这组结果可以支持一个有限的描述：在当前实验范围内，去重后的答案宽度随着采样数增加而增加。但两个置信区间均包含 1，因此数据并没有明确证明增长率低于线性增长。更重要的是，K 只覆盖 3 或 4 的范围，无法判断曲线在更大预算下是否出现平台。你用末端边际增益为正来支持"尚未饱和"，方向是合理的，但应当严格限定在已测范围内。我建议把这一结论写成：</w:t>
+      </w:r>
+      <w:r>
+        <w:t xml:space="preserve"> </w:t>
+      </w:r>
+      <w:r>
+        <w:t xml:space="preserve">&gt; 在当前任务集与 K≤4 的实验范围内，未观察到答案宽度的明显饱和；更大采样规模下的增长规律尚待验证。此外，论文必须给出 α 的具体估计方法、拟合点、误差估计方法，以及去重阈值变化后的完整敏感性分析。</w:t>
       </w:r>
     </w:p>
     <w:bookmarkEnd w:id="25"/>
@@ -936,23 +808,7 @@
         <w:pStyle w:val="FirstParagraph"/>
       </w:pPr>
       <w:r>
-        <w:t xml:space="preserve">你指出，答案条数、语义角度数和 token 数都不等于真正的信息维度。这是正确的研究方向。</w:t>
-      </w:r>
-    </w:p>
-    <w:p>
-      <w:pPr>
-        <w:pStyle w:val="BodyText"/>
-      </w:pPr>
-      <w:r>
-        <w:t xml:space="preserve">但你提出的承重检验依赖于决策岔口、删除反事实和预设结论空间。这些标准本身也可能遗漏真正的新维度。</w:t>
-      </w:r>
-    </w:p>
-    <w:p>
-      <w:pPr>
-        <w:pStyle w:val="BodyText"/>
-      </w:pPr>
-      <w:r>
-        <w:t xml:space="preserve">这里存在一个循环风险：</w:t>
+        <w:t xml:space="preserve">你指出，答案条数、语义角度数和 token 数都不等于真正的信息维度。这是正确的研究方向。但你提出的承重检验依赖于决策岔口、删除反事实和预设结论空间。这些标准本身也可能遗漏真正的新维度。这里存在一个循环风险：</w:t>
       </w:r>
       <w:r>
         <w:t xml:space="preserve"> </w:t>
@@ -970,23 +826,7 @@
         <w:t xml:space="preserve"> </w:t>
       </w:r>
       <w:r>
-        <w:t xml:space="preserve">3. 最后根据有效维度没有增长，得出模型没有产生新的有效维度。</w:t>
-      </w:r>
-    </w:p>
-    <w:p>
-      <w:pPr>
-        <w:pStyle w:val="BodyText"/>
-      </w:pPr>
-      <w:r>
-        <w:t xml:space="preserve">这并不意味着该指标一定错误，而是需要证明它不会系统性地漏掉你想发现的东西。</w:t>
-      </w:r>
-    </w:p>
-    <w:p>
-      <w:pPr>
-        <w:pStyle w:val="BodyText"/>
-      </w:pPr>
-      <w:r>
-        <w:t xml:space="preserve">最低限度的验证应包括盲评、反事实测试，以及人工构造的正负对照：已知增加了一个真正改变决策的维度时，指标能否检测到；只是换了一种说法时，指标能否保持不变。</w:t>
+        <w:t xml:space="preserve">3. 最后根据有效维度没有增长，得出模型没有产生新的有效维度。这并不意味着该指标一定错误，而是需要证明它不会系统性地漏掉你想发现的东西。最低限度的验证应包括盲评、反事实测试，以及人工构造的正负对照：已知增加了一个真正改变决策的维度时，指标能否检测到；只是换了一种说法时，指标能否保持不变。</w:t>
       </w:r>
     </w:p>
     <w:bookmarkEnd w:id="26"/>
@@ -1004,31 +844,7 @@
         <w:pStyle w:val="FirstParagraph"/>
       </w:pPr>
       <w:r>
-        <w:t xml:space="preserve">稿件把解码层、表征层、架构层称为三层分离协议，但表格中表征层仍标为待完成。</w:t>
-      </w:r>
-    </w:p>
-    <w:p>
-      <w:pPr>
-        <w:pStyle w:val="BodyText"/>
-      </w:pPr>
-      <w:r>
-        <w:t xml:space="preserve">同时，架构层配对比较中 5/5 的置信区间包含 0，只能说明当前实验未能分辨出差异，不能证明架构干预等效于没有干预。你在局限部分已经意识到了这一点，但摘要和判决表中仍有更强的措辞。</w:t>
-      </w:r>
-    </w:p>
-    <w:p>
-      <w:pPr>
-        <w:pStyle w:val="BodyText"/>
-      </w:pPr>
-      <w:r>
-        <w:t xml:space="preserve">这属于实质性问题，而不是文字问题。</w:t>
-      </w:r>
-    </w:p>
-    <w:p>
-      <w:pPr>
-        <w:pStyle w:val="BodyText"/>
-      </w:pPr>
-      <w:r>
-        <w:t xml:space="preserve">还有一处需要核对：表格 10 写着"三档温度 α 全小于 0.6"，而摘要与表格 9 给出的纯采样 α 约为 0.89–0.94。它们可能来自不同实验或不同口径，但必须在文中明确解释，不能让读者误以为数据互相矛盾。</w:t>
+        <w:t xml:space="preserve">稿件把解码层、表征层、架构层称为三层分离协议，但表格中表征层仍标为待完成。同时，架构层配对比较中 5/5 的置信区间包含 0，只能说明当前实验未能分辨出差异，不能证明架构干预等效于没有干预。你在局限部分已经意识到了这一点，但摘要和判决表中仍有更强的措辞。这属于实质性问题，而不是文字问题。还有一处需要核对：表格 10 写着"三档温度 α 全小于 0.6"，而摘要与表格 9 给出的纯采样 α 约为 0.89–0.94。它们可能来自不同实验或不同口径，但必须在文中明确解释，不能让读者误以为数据互相矛盾。</w:t>
       </w:r>
     </w:p>
     <w:p>
@@ -1062,15 +878,7 @@
         <w:pStyle w:val="FirstParagraph"/>
       </w:pPr>
       <w:r>
-        <w:t xml:space="preserve">这篇提出的"看起来完成的落差"，是一个容易被实践者理解的问题。特别是架构幻觉、判定函数泄题、检查器失效、措辞污染，以及训练与执行侧配置不一致，都有明确的工程对应物。</w:t>
-      </w:r>
-    </w:p>
-    <w:p>
-      <w:pPr>
-        <w:pStyle w:val="BodyText"/>
-      </w:pPr>
-      <w:r>
-        <w:t xml:space="preserve">我认可它的实践价值，但有三个主要审稿意见。</w:t>
+        <w:t xml:space="preserve">这篇提出的"看起来完成的落差"，是一个容易被实践者理解的问题。特别是架构幻觉、判定函数泄题、检查器失效、措辞污染，以及训练与执行侧配置不一致，都有明确的工程对应物。我认可它的实践价值，但有三个主要审稿意见。</w:t>
       </w:r>
     </w:p>
     <w:p>
@@ -1090,15 +898,7 @@
         <w:pStyle w:val="BodyText"/>
       </w:pPr>
       <w:r>
-        <w:t xml:space="preserve">前六类来自同一研究簇的一手复盘；后三层的部分案例还需要回查一手材料。一个案例能够证明某种失效确实发生过，但不能自动证明这种失效在其他研究中普遍存在。</w:t>
-      </w:r>
-    </w:p>
-    <w:p>
-      <w:pPr>
-        <w:pStyle w:val="BodyText"/>
-      </w:pPr>
-      <w:r>
-        <w:t xml:space="preserve">建议明确区分：</w:t>
+        <w:t xml:space="preserve">前六类来自同一研究簇的一手复盘；后三层的部分案例还需要回查一手材料。一个案例能够证明某种失效确实发生过，但不能自动证明这种失效在其他研究中普遍存在。建议明确区分：</w:t>
       </w:r>
       <w:r>
         <w:t xml:space="preserve"> </w:t>
@@ -1136,15 +936,7 @@
         <w:pStyle w:val="BodyText"/>
       </w:pPr>
       <w:r>
-        <w:t xml:space="preserve">外部审计是有价值的防线，但规程、自动化测试、预注册、独立复现和数据审计等措施可能互补。你自己的稿件也承认规程尚未经过跨方法的量化验证。</w:t>
-      </w:r>
-    </w:p>
-    <w:p>
-      <w:pPr>
-        <w:pStyle w:val="BodyText"/>
-      </w:pPr>
-      <w:r>
-        <w:t xml:space="preserve">因此，目前能支持的是：外部只读审计提供了一种重要的独立核验机制。还不能支持它是唯一有效的系统性防线。</w:t>
+        <w:t xml:space="preserve">外部审计是有价值的防线，但规程、自动化测试、预注册、独立复现和数据审计等措施可能互补。你自己的稿件也承认规程尚未经过跨方法的量化验证。因此，目前能支持的是：外部只读审计提供了一种重要的独立核验机制。还不能支持它是唯一有效的系统性防线。</w:t>
       </w:r>
     </w:p>
     <w:p>
@@ -1164,15 +956,7 @@
         <w:pStyle w:val="BodyText"/>
       </w:pPr>
       <w:r>
-        <w:t xml:space="preserve">英文标题是 Six Ways to Look Done Without Being Verified，但摘要和正文讨论十三类失效。这会让编辑或审稿人直接质疑文稿版本是否同步。</w:t>
-      </w:r>
-    </w:p>
-    <w:p>
-      <w:pPr>
-        <w:pStyle w:val="BodyText"/>
-      </w:pPr>
-      <w:r>
-        <w:t xml:space="preserve">建议改成与"十三类失效模式"一致的标题，或者将论文明确收缩为六类具体机制，另外七类放入后续论文。</w:t>
+        <w:t xml:space="preserve">英文标题是 Six Ways to Look Done Without Being Verified，但摘要和正文讨论十三类失效。这会让编辑或审稿人直接质疑文稿版本是否同步。建议改成与"十三类失效模式"一致的标题，或者将论文明确收缩为六类具体机制，另外七类放入后续论文。</w:t>
       </w:r>
     </w:p>
     <w:bookmarkEnd w:id="29"/>
@@ -1190,31 +974,7 @@
         <w:pStyle w:val="FirstParagraph"/>
       </w:pPr>
       <w:r>
-        <w:t xml:space="preserve">这篇的核心结果是：在 5 道题上选出的最优规格，在 13 道未见题上表现为 2 胜 11 负；训练分与留出分的 Spearman 相关仅 +0.166。</w:t>
-      </w:r>
-    </w:p>
-    <w:p>
-      <w:pPr>
-        <w:pStyle w:val="BodyText"/>
-      </w:pPr>
-      <w:r>
-        <w:t xml:space="preserve">这是值得报告的观察。但审稿人会问：它究竟证明了什么？</w:t>
-      </w:r>
-    </w:p>
-    <w:p>
-      <w:pPr>
-        <w:pStyle w:val="BodyText"/>
-      </w:pPr>
-      <w:r>
-        <w:t xml:space="preserve">它能够证明，在这次具体的规格选择和测试过程中，训练集上选出的赢家没有在留出集上保持优势。但它还不能单独证明，所有小样本 Agent 工作流评测都会系统性地产生假阳性。</w:t>
-      </w:r>
-    </w:p>
-    <w:p>
-      <w:pPr>
-        <w:pStyle w:val="BodyText"/>
-      </w:pPr>
-      <w:r>
-        <w:t xml:space="preserve">这里至少有四项需要补充：</w:t>
+        <w:t xml:space="preserve">这篇的核心结果是：在 5 道题上选出的最优规格，在 13 道未见题上表现为 2 胜 11 负；训练分与留出分的 Spearman 相关仅 +0.166。这是值得报告的观察。但审稿人会问：它究竟证明了什么？它能够证明，在这次具体的规格选择和测试过程中，训练集上选出的赢家没有在留出集上保持优势。但它还不能单独证明，所有小样本 Agent 工作流评测都会系统性地产生假阳性。这里至少有四项需要补充：</w:t>
       </w:r>
       <w:r>
         <w:t xml:space="preserve"> </w:t>
@@ -1302,23 +1062,7 @@
         <w:t xml:space="preserve"> </w:t>
       </w:r>
       <w:r>
-        <w:t xml:space="preserve">外部核验器的 27/27 通过是对有限测试样本的表现，还是已经在独立数据上证明了检测能力？它对真实、但不在依据包中的主张会如何处理？</w:t>
-      </w:r>
-    </w:p>
-    <w:p>
-      <w:pPr>
-        <w:pStyle w:val="BodyText"/>
-      </w:pPr>
-      <w:r>
-        <w:t xml:space="preserve">特别值得肯定的是，你已经在文稿中主动撤回了"架构没用"的宽泛结论，并承认只测了 prompt 级，而没有测交互结构级。这种修正应该保留。</w:t>
-      </w:r>
-    </w:p>
-    <w:p>
-      <w:pPr>
-        <w:pStyle w:val="BodyText"/>
-      </w:pPr>
-      <w:r>
-        <w:t xml:space="preserve">但也要避免从"某些工作流变体更差"直接跳到"多 Agent 架构整体无效"。你自己的结果反而提示，任务结构与交互结构可能是重要的调节因素。</w:t>
+        <w:t xml:space="preserve">外部核验器的 27/27 通过是对有限测试样本的表现，还是已经在独立数据上证明了检测能力？它对真实、但不在依据包中的主张会如何处理？特别值得肯定的是，你已经在文稿中主动撤回了"架构没用"的宽泛结论，并承认只测了 prompt 级，而没有测交互结构级。这种修正应该保留。但也要避免从"某些工作流变体更差"直接跳到"多 Agent 架构整体无效"。你自己的结果反而提示，任务结构与交互结构可能是重要的调节因素。</w:t>
       </w:r>
     </w:p>
     <w:bookmarkEnd w:id="30"/>
@@ -1336,23 +1080,7 @@
         <w:pStyle w:val="FirstParagraph"/>
       </w:pPr>
       <w:r>
-        <w:t xml:space="preserve">这篇的研究问题很清楚：如果一个 Agent 有持久状态，怎样证明这个状态真正组织了生成过程中的取舍，而不只是改变了提示词或候选文本？</w:t>
-      </w:r>
-    </w:p>
-    <w:p>
-      <w:pPr>
-        <w:pStyle w:val="BodyText"/>
-      </w:pPr>
-      <w:r>
-        <w:t xml:space="preserve">我认为"读数是否可能是恒真的"是一条有价值的方法论检查。它能帮助研究者发现一些表面上非常干净、实际上没有判别力的实验。</w:t>
-      </w:r>
-    </w:p>
-    <w:p>
-      <w:pPr>
-        <w:pStyle w:val="BodyText"/>
-      </w:pPr>
-      <w:r>
-        <w:t xml:space="preserve">不过，现有结果有一个关键矛盾：</w:t>
+        <w:t xml:space="preserve">这篇的研究问题很清楚：如果一个 Agent 有持久状态，怎样证明这个状态真正组织了生成过程中的取舍，而不只是改变了提示词或候选文本？我认为"读数是否可能是恒真的"是一条有价值的方法论检查。它能帮助研究者发现一些表面上非常干净、实际上没有判别力的实验。不过，现有结果有一个关键矛盾：</w:t>
       </w:r>
       <w:r>
         <w:t xml:space="preserve"> </w:t>
@@ -1370,31 +1098,7 @@
         <w:t xml:space="preserve"> </w:t>
       </w:r>
       <w:r>
-        <w:t xml:space="preserve">- 跨厂商判官在有限的六组对比上方向一致。</w:t>
-      </w:r>
-    </w:p>
-    <w:p>
-      <w:pPr>
-        <w:pStyle w:val="BodyText"/>
-      </w:pPr>
-      <w:r>
-        <w:t xml:space="preserve">这三项结果并不能直接推出"状态化选择要么无效、要么恒真"。它们首先表明：现有测量方法对"状态是否驱动产出"这一构念尚未形成一致、可靠的判定。</w:t>
-      </w:r>
-    </w:p>
-    <w:p>
-      <w:pPr>
-        <w:pStyle w:val="BodyText"/>
-      </w:pPr>
-      <w:r>
-        <w:t xml:space="preserve">另一个问题是，9/9 配对打平不等于已经证明选择器无效。你需要预先定义具有实际意义的最小效应，并用足够的样本检验是否能排除该效应。</w:t>
-      </w:r>
-    </w:p>
-    <w:p>
-      <w:pPr>
-        <w:pStyle w:val="BodyText"/>
-      </w:pPr>
-      <w:r>
-        <w:t xml:space="preserve">因此，建议将论文的核心贡献定位为：</w:t>
+        <w:t xml:space="preserve">- 跨厂商判官在有限的六组对比上方向一致。这三项结果并不能直接推出"状态化选择要么无效、要么恒真"。它们首先表明：现有测量方法对"状态是否驱动产出"这一构念尚未形成一致、可靠的判定。另一个问题是，9/9 配对打平不等于已经证明选择器无效。你需要预先定义具有实际意义的最小效应，并用足够的样本检验是否能排除该效应。因此，建议将论文的核心贡献定位为：</w:t>
       </w:r>
       <w:r>
         <w:t xml:space="preserve"> </w:t>
@@ -1412,15 +1116,7 @@
         <w:t xml:space="preserve"> </w:t>
       </w:r>
       <w:r>
-        <w:t xml:space="preserve">- 给出了一个待进一步验证的判定协议。</w:t>
-      </w:r>
-    </w:p>
-    <w:p>
-      <w:pPr>
-        <w:pStyle w:val="BodyText"/>
-      </w:pPr>
-      <w:r>
-        <w:t xml:space="preserve">不要将"结构性两难"写成已经证明的普遍定理。目前的证据更适合支持一个待检验的假说。</w:t>
+        <w:t xml:space="preserve">- 给出了一个待进一步验证的判定协议。不要将"结构性两难"写成已经证明的普遍定理。目前的证据更适合支持一个待检验的假说。</w:t>
       </w:r>
     </w:p>
     <w:bookmarkEnd w:id="31"/>
@@ -1455,23 +1151,7 @@
         <w:pStyle w:val="FirstParagraph"/>
       </w:pPr>
       <w:r>
-        <w:t xml:space="preserve">你反复强调，不应将行为变化解释为内部机制变化，不应把没有显著差异解释为等效，不应把代理指标当成目标构念。</w:t>
-      </w:r>
-    </w:p>
-    <w:p>
-      <w:pPr>
-        <w:pStyle w:val="BodyText"/>
-      </w:pPr>
-      <w:r>
-        <w:t xml:space="preserve">这些判断都是正确的。</w:t>
-      </w:r>
-    </w:p>
-    <w:p>
-      <w:pPr>
-        <w:pStyle w:val="BodyText"/>
-      </w:pPr>
-      <w:r>
-        <w:t xml:space="preserve">但当你把这些原则用于自己的研究时，有时仍会出现类似跳跃：</w:t>
+        <w:t xml:space="preserve">你反复强调，不应将行为变化解释为内部机制变化，不应把没有显著差异解释为等效，不应把代理指标当成目标构念。这些判断都是正确的。但当你把这些原则用于自己的研究时，有时仍会出现类似跳跃：</w:t>
       </w:r>
       <w:r>
         <w:t xml:space="preserve"> </w:t>
@@ -1537,23 +1217,7 @@
         <w:t xml:space="preserve"> </w:t>
       </w:r>
       <w:r>
-        <w:t xml:space="preserve">→ 推断问题发生在哪一层，或提出某种结构性两难。</w:t>
-      </w:r>
-    </w:p>
-    <w:p>
-      <w:pPr>
-        <w:pStyle w:val="BodyText"/>
-      </w:pPr>
-      <w:r>
-        <w:t xml:space="preserve">每一个箭头都需要独立的证据。第一步读数成立，并不意味着第二步构念解释成立；第二步成立，也不意味着第三步因果归因成立。</w:t>
-      </w:r>
-    </w:p>
-    <w:p>
-      <w:pPr>
-        <w:pStyle w:val="BodyText"/>
-      </w:pPr>
-      <w:r>
-        <w:t xml:space="preserve">你最应该做的不是继续增加术语，而是给每一个推断箭头建立独立的证伪条件。</w:t>
+        <w:t xml:space="preserve">→ 推断问题发生在哪一层，或提出某种结构性两难。每一个箭头都需要独立的证据。第一步读数成立，并不意味着第二步构念解释成立；第二步成立，也不意味着第三步因果归因成立。你最应该做的不是继续增加术语，而是给每一个推断箭头建立独立的证伪条件。</w:t>
       </w:r>
     </w:p>
     <w:bookmarkEnd w:id="32"/>
@@ -1571,31 +1235,7 @@
         <w:pStyle w:val="FirstParagraph"/>
       </w:pPr>
       <w:r>
-        <w:t xml:space="preserve">四篇论文之间存在大量共享实验、共享测量工具、共享历史数据和共享研究者判断。</w:t>
-      </w:r>
-    </w:p>
-    <w:p>
-      <w:pPr>
-        <w:pStyle w:val="BodyText"/>
-      </w:pPr>
-      <w:r>
-        <w:t xml:space="preserve">这有利于形成连贯的研究计划，但不能把四篇论文的相互引用当成四次独立复现。</w:t>
-      </w:r>
-    </w:p>
-    <w:p>
-      <w:pPr>
-        <w:pStyle w:val="BodyText"/>
-      </w:pPr>
-      <w:r>
-        <w:t xml:space="preserve">例如，一篇论文提出某个宽度指标，另一篇论文再用该指标分析同一批数据，第三篇论文据此提出方法论结论。它们可能构成一个很好的研究系列，却不等于三份独立证据。</w:t>
-      </w:r>
-    </w:p>
-    <w:p>
-      <w:pPr>
-        <w:pStyle w:val="BodyText"/>
-      </w:pPr>
-      <w:r>
-        <w:t xml:space="preserve">我建议在每篇论文中建立清晰的数据来源表，标明：</w:t>
+        <w:t xml:space="preserve">四篇论文之间存在大量共享实验、共享测量工具、共享历史数据和共享研究者判断。这有利于形成连贯的研究计划，但不能把四篇论文的相互引用当成四次独立复现。例如，一篇论文提出某个宽度指标，另一篇论文再用该指标分析同一批数据，第三篇论文据此提出方法论结论。它们可能构成一个很好的研究系列，却不等于三份独立证据。我建议在每篇论文中建立清晰的数据来源表，标明：</w:t>
       </w:r>
       <w:r>
         <w:t xml:space="preserve"> </w:t>
@@ -1643,42 +1283,18 @@
         <w:pStyle w:val="FirstParagraph"/>
       </w:pPr>
       <w:r>
-        <w:t xml:space="preserve">这四篇稿件多处保留了【待完成】、【待同步】和【数据待补】等标记。它们对于内部科研管理是优点，因为你没有用猜测填补缺失数据；但对于准备提交的正式稿件，这些标记意味着论文尚未定稿。</w:t>
-      </w:r>
-    </w:p>
-    <w:p>
-      <w:pPr>
-        <w:pStyle w:val="BodyText"/>
-      </w:pPr>
-      <w:r>
-        <w:t xml:space="preserve">其中，第二篇尚未完成跨方法量化验证和外部复现；第三篇仍列出统计方案、预注册归档、结果图表和数据同步等任务；第四篇仍缺人类盲评、跨厂商多题复现及其他构念效度验证。</w:t>
-      </w:r>
-    </w:p>
-    <w:p>
-      <w:pPr>
-        <w:pStyle w:val="BodyText"/>
-      </w:pPr>
-      <w:r>
-        <w:t xml:space="preserve">这些工作不必全部在每一篇论文中完成，但每篇稿件必须清楚区分：什么是已完成且支持核心结论的证据，什么只是未来研究计划。</w:t>
+        <w:t xml:space="preserve">这四篇稿件多处保留了【待完成】、【待同步】和【数据待补】等标记。它们对于内部科研管理是优点，因为你没有用猜测填补缺失数据；但对于准备提交的正式稿件，这些标记意味着论文尚未定稿。其中，第二篇尚未完成跨方法量化验证和外部复现；第三篇仍列出统计方案、预注册归档、结果图表和数据同步等任务；第四篇仍缺人类盲评、跨厂商多题复现及其他构念效度验证。这些工作不必全部在每一篇论文中完成，但每篇稿件必须清楚区分：什么是已完成且支持核心结论的证据，什么只是未来研究计划。</w:t>
       </w:r>
     </w:p>
     <w:bookmarkEnd w:id="34"/>
     <w:bookmarkEnd w:id="35"/>
-    <w:bookmarkStart w:id="36" w:name="八如果我是编辑我会要求你先完成什么"/>
+    <w:bookmarkStart w:id="36" w:name="X5055939c49976e8f4771598b9b1829f85c01419"/>
     <w:p>
       <w:pPr>
         <w:pStyle w:val="Heading2"/>
       </w:pPr>
       <w:r>
-        <w:t xml:space="preserve">八、如果我是编辑，我会要求你先完成什么？</w:t>
-      </w:r>
-    </w:p>
-    <w:p>
-      <w:pPr>
-        <w:pStyle w:val="FirstParagraph"/>
-      </w:pPr>
-      <w:r>
-        <w:t xml:space="preserve">不建议四篇论文同时进行大规模扩写。最有效的做法是先确定每篇论文的核心主张，再补最能决定其成立与否的证据。</w:t>
+        <w:t xml:space="preserve">八、如果我是编辑，我会要求你先完成什么？不建议四篇论文同时进行大规模扩写。最有效的做法是先确定每篇论文的核心主张，再补最能决定其成立与否的证据。</w:t>
       </w:r>
     </w:p>
     <w:p>
@@ -1997,23 +1613,7 @@
         <w:pStyle w:val="BodyText"/>
       </w:pPr>
       <w:r>
-        <w:t xml:space="preserve">我不会仅仅因为作者是高中生而降低标准，也不会因为作者是高中生而否定这些研究。评价应该基于证据本身。</w:t>
-      </w:r>
-    </w:p>
-    <w:p>
-      <w:pPr>
-        <w:pStyle w:val="BodyText"/>
-      </w:pPr>
-      <w:r>
-        <w:t xml:space="preserve">我的最终判断是：这批稿件已经有值得继续投入的研究内核，但目前最有说服力的是对实验失效、测量风险和结论边界的识别，而不是对 LLM 创造力或 Agent 架构的最终解释。</w:t>
-      </w:r>
-    </w:p>
-    <w:p>
-      <w:pPr>
-        <w:pStyle w:val="BodyText"/>
-      </w:pPr>
-      <w:r>
-        <w:t xml:space="preserve">下一步最值得做的，是把这个内核变成一篇经得起独立复核的论文：明确一个核心问题、使用一套稳定指标、提供可复现的原始证据，并让结论严格停在数据能够支持的位置。这样比同时追求四篇稿件都显得宏大，更有机会真正通过严肃审稿。</w:t>
+        <w:t xml:space="preserve">我不会仅仅因为作者是高中生而降低标准，也不会因为作者是高中生而否定这些研究。评价应该基于证据本身。我的最终判断是：这批稿件已经有值得继续投入的研究内核，但目前最有说服力的是对实验失效、测量风险和结论边界的识别，而不是对 LLM 创造力或 Agent 架构的最终解释。下一步最值得做的，是把这个内核变成一篇经得起独立复核的论文：明确一个核心问题、使用一套稳定指标、提供可复现的原始证据，并让结论严格停在数据能够支持的位置。这样比同时追求四篇稿件都显得宏大，更有机会真正通过严肃审稿。</w:t>
       </w:r>
     </w:p>
     <w:bookmarkEnd w:id="37"/>
